--- a/manual.docx
+++ b/manual.docx
@@ -6,33 +6,53 @@
       <w:pPr>
         <w:pStyle w:val="Normal"/>
         <w:jc w:val="both"/>
+        <w:rPr/>
+      </w:pPr>
+      <w:r>
         <w:rPr>
           <w:b/>
+          <w:lang w:val="es-ES"/>
+        </w:rPr>
+        <w:t xml:space="preserve">Manual de uso </w:t>
+      </w:r>
+      <w:r>
+        <w:rPr>
           <w:b/>
           <w:lang w:val="es-ES"/>
         </w:rPr>
-      </w:pPr>
+        <w:t>VARI3</w:t>
+      </w:r>
       <w:r>
         <w:rPr>
           <w:b/>
           <w:lang w:val="es-ES"/>
         </w:rPr>
-        <w:t>Manual de uso epiasocgenes en LINUX/GNU</w:t>
-      </w:r>
-    </w:p>
-    <w:p>
-      <w:pPr>
-        <w:pStyle w:val="Normal"/>
-        <w:jc w:val="both"/>
-        <w:rPr>
-          <w:lang w:val="es-ES"/>
-        </w:rPr>
-      </w:pPr>
-      <w:r>
-        <w:rPr>
-          <w:lang w:val="es-ES"/>
-        </w:rPr>
-        <w:t xml:space="preserve">Para utilizar la función epiasocgenes </w:t>
+        <w:t xml:space="preserve"> en LINUX/GNU</w:t>
+      </w:r>
+    </w:p>
+    <w:p>
+      <w:pPr>
+        <w:pStyle w:val="Normal"/>
+        <w:jc w:val="both"/>
+        <w:rPr/>
+      </w:pPr>
+      <w:r>
+        <w:rPr>
+          <w:lang w:val="es-ES"/>
+        </w:rPr>
+        <w:t xml:space="preserve">Para utilizar la función </w:t>
+      </w:r>
+      <w:r>
+        <w:rPr>
+          <w:lang w:val="es-ES"/>
+        </w:rPr>
+        <w:t>VARI3</w:t>
+      </w:r>
+      <w:r>
+        <w:rPr>
+          <w:lang w:val="es-ES"/>
+        </w:rPr>
+        <w:t xml:space="preserve"> </w:t>
       </w:r>
       <w:bookmarkStart w:id="0" w:name="_GoBack"/>
       <w:bookmarkEnd w:id="0"/>
@@ -241,7 +261,7 @@
           <w:color w:val="333333"/>
           <w:sz w:val="18"/>
           <w:szCs w:val="18"/>
-          <w:shd w:fill="FFFFFF" w:val="clear"/>
+          <w:highlight w:val="white"/>
           <w:lang w:val="en-US" w:eastAsia="es-ES"/>
         </w:rPr>
       </w:r>
@@ -292,7 +312,7 @@
           <w:color w:val="333333"/>
           <w:sz w:val="18"/>
           <w:szCs w:val="18"/>
-          <w:shd w:fill="FFFFFF" w:val="clear"/>
+          <w:highlight w:val="white"/>
           <w:lang w:val="en-US" w:eastAsia="es-ES"/>
         </w:rPr>
       </w:r>
@@ -343,7 +363,7 @@
           <w:color w:val="333333"/>
           <w:sz w:val="18"/>
           <w:szCs w:val="18"/>
-          <w:shd w:fill="FFFFFF" w:val="clear"/>
+          <w:highlight w:val="white"/>
           <w:lang w:val="en-US" w:eastAsia="es-ES"/>
         </w:rPr>
       </w:r>
@@ -394,7 +414,7 @@
           <w:color w:val="333333"/>
           <w:sz w:val="18"/>
           <w:szCs w:val="18"/>
-          <w:shd w:fill="FFFFFF" w:val="clear"/>
+          <w:highlight w:val="white"/>
           <w:lang w:val="en-US" w:eastAsia="es-ES"/>
         </w:rPr>
       </w:r>
@@ -423,407 +443,338 @@
       <w:pPr>
         <w:pStyle w:val="Normal"/>
         <w:jc w:val="both"/>
+        <w:rPr/>
+      </w:pPr>
+      <w:r>
+        <w:rPr>
+          <w:b/>
+          <w:lang w:val="en-US"/>
+        </w:rPr>
+        <w:t xml:space="preserve">Función </w:t>
+      </w:r>
+      <w:r>
+        <w:rPr>
+          <w:b/>
+          <w:lang w:val="en-US"/>
+        </w:rPr>
+        <w:t>VARI3</w:t>
+      </w:r>
+    </w:p>
+    <w:p>
+      <w:pPr>
+        <w:pStyle w:val="Normal"/>
+        <w:jc w:val="both"/>
+        <w:rPr>
+          <w:lang w:val="es-ES"/>
+        </w:rPr>
+      </w:pPr>
+      <w:r>
+        <w:rPr>
+          <w:lang w:val="es-ES"/>
+        </w:rPr>
+        <w:t>La función automatiza la elección y análisis de los SNPs más prometedores para la búsqueda de epistasis. El resultado final de la ejecución es una tabla con los datos clave de las interacciones epistáticas. Para utilizar la función es necesario tener instaladas las siguientes librerías: library(parallel), library(readr), library(data.table), library(dplyr)</w:t>
+      </w:r>
+    </w:p>
+    <w:p>
+      <w:pPr>
+        <w:pStyle w:val="Normal"/>
+        <w:jc w:val="both"/>
+        <w:rPr>
+          <w:lang w:val="es-ES"/>
+        </w:rPr>
+      </w:pPr>
+      <w:r>
+        <w:rPr>
+          <w:lang w:val="es-ES"/>
+        </w:rPr>
+        <w:t xml:space="preserve"> </w:t>
+      </w:r>
+      <w:r>
+        <w:rPr>
+          <w:lang w:val="es-ES"/>
+        </w:rPr>
+        <w:t>La función tiene diferentes variables que son configurables, vamos a detallar su función y uso:</w:t>
+      </w:r>
+    </w:p>
+    <w:p>
+      <w:pPr>
+        <w:pStyle w:val="Normal"/>
+        <w:jc w:val="both"/>
+        <w:rPr>
+          <w:lang w:val="es-ES"/>
+        </w:rPr>
+      </w:pPr>
+      <w:r>
+        <w:rPr>
+          <w:lang w:val="es-ES"/>
+        </w:rPr>
+        <w:t>La variable bfile es imprescindible, el usuario necesita definir la ruta y el nombre del archivo bfile (bed, bim y fam) de Plink sin la extensión, los tres archivos deben llamarse de la misma forma.</w:t>
+      </w:r>
+    </w:p>
+    <w:p>
+      <w:pPr>
+        <w:pStyle w:val="Normal"/>
+        <w:jc w:val="both"/>
+        <w:rPr/>
+      </w:pPr>
+      <w:r>
+        <w:rPr>
+          <w:lang w:val="es-ES"/>
+        </w:rPr>
+        <w:t>La variable out define el directorio de salida donde se escribirán todos los archivos generados en la función.</w:t>
+      </w:r>
+    </w:p>
+    <w:p>
+      <w:pPr>
+        <w:pStyle w:val="Normal"/>
+        <w:jc w:val="both"/>
+        <w:rPr/>
+      </w:pPr>
+      <w:r>
+        <w:rPr/>
+        <w:t>La variable primarylist es opcional, hace referencia al archivo con las lista de genes donde se busca la selección de SNPs primarios, el archivo no debe tener cabecera.</w:t>
+      </w:r>
+    </w:p>
+    <w:p>
+      <w:pPr>
+        <w:pStyle w:val="Normal"/>
+        <w:jc w:val="both"/>
+        <w:rPr/>
+      </w:pPr>
+      <w:r>
+        <w:rPr>
+          <w:lang w:val="es-ES"/>
+        </w:rPr>
+        <w:t xml:space="preserve">La variable genelist es opcional, hace referencia al archivo con la lista de genes donde se quiere buscar la epistasis, los SNPs secundarios, el archivo no debe tener cabecera. </w:t>
+      </w:r>
+    </w:p>
+    <w:p>
+      <w:pPr>
+        <w:pStyle w:val="Normal"/>
+        <w:jc w:val="both"/>
+        <w:rPr>
+          <w:lang w:val="es-ES"/>
+        </w:rPr>
+      </w:pPr>
+      <w:r>
+        <w:rPr>
+          <w:lang w:val="es-ES"/>
+        </w:rPr>
+        <w:t>La variable plink es por defecto “plink” pero es necesario decir la ruta del archivo plink anteriormente descargado si no ha sido añadido a la ruta ejecutable del sistema.</w:t>
+      </w:r>
+    </w:p>
+    <w:p>
+      <w:pPr>
+        <w:pStyle w:val="Normal"/>
+        <w:jc w:val="both"/>
+        <w:rPr/>
+      </w:pPr>
+      <w:r>
+        <w:rPr>
+          <w:lang w:val="es-ES"/>
+        </w:rPr>
+        <w:t>La variable core es por defecto detectCores() -1. Hace referencia al número de cores utilizados.</w:t>
+      </w:r>
+    </w:p>
+    <w:p>
+      <w:pPr>
+        <w:pStyle w:val="Normal"/>
+        <w:jc w:val="both"/>
+        <w:rPr>
+          <w:lang w:val="es-ES"/>
+        </w:rPr>
+      </w:pPr>
+      <w:r>
+        <w:rPr>
+          <w:lang w:val="es-ES"/>
+        </w:rPr>
+        <w:t>La variable varpl es por defecto "annotate_variation.pl", pero es necesario decir la ruta del archivo .pl si no ha sido añadido a la ruta ejecutable del sistema.</w:t>
+      </w:r>
+    </w:p>
+    <w:p>
+      <w:pPr>
+        <w:pStyle w:val="Normal"/>
+        <w:jc w:val="both"/>
+        <w:rPr>
+          <w:lang w:val="es-ES"/>
+        </w:rPr>
+      </w:pPr>
+      <w:r>
+        <w:rPr>
+          <w:lang w:val="es-ES"/>
+        </w:rPr>
+        <w:t>La variable ANNOVAR es por defecto ANNOVAR = T, para la anotación con ANNOVAR.</w:t>
+      </w:r>
+    </w:p>
+    <w:p>
+      <w:pPr>
+        <w:pStyle w:val="Normal"/>
+        <w:jc w:val="both"/>
+        <w:rPr>
+          <w:lang w:val="es-ES"/>
+        </w:rPr>
+      </w:pPr>
+      <w:r>
+        <w:rPr>
+          <w:lang w:val="es-ES"/>
+        </w:rPr>
+        <w:t>La variable clump es por defecto clump = T, para realizar el clumping.</w:t>
+      </w:r>
+    </w:p>
+    <w:p>
+      <w:pPr>
+        <w:pStyle w:val="Normal"/>
+        <w:jc w:val="both"/>
+        <w:rPr>
+          <w:lang w:val="es-ES"/>
+        </w:rPr>
+      </w:pPr>
+      <w:r>
+        <w:rPr>
+          <w:lang w:val="es-ES"/>
+        </w:rPr>
+        <w:t>La variable build hace referencia a la versión del genoma de referencia, es por defecto build = "hg19".</w:t>
+      </w:r>
+    </w:p>
+    <w:p>
+      <w:pPr>
+        <w:pStyle w:val="Normal"/>
+        <w:jc w:val="both"/>
+        <w:rPr>
+          <w:lang w:val="es-ES"/>
+        </w:rPr>
+      </w:pPr>
+      <w:r>
+        <w:rPr>
+          <w:lang w:val="es-ES"/>
+        </w:rPr>
+        <w:t xml:space="preserve">La variable db es necesaria para definir donde se encuentran las bases de datos de referencia de annovar, normalmente en el archivo descargado siguen la ruta “annovar/humandb/” </w:t>
+      </w:r>
+    </w:p>
+    <w:p>
+      <w:pPr>
+        <w:pStyle w:val="Normal"/>
+        <w:jc w:val="both"/>
+        <w:rPr/>
+      </w:pPr>
+      <w:r>
+        <w:rPr>
+          <w:lang w:val="es-ES"/>
+        </w:rPr>
+        <w:t>La variable Wu hace referencia a la corrección propuesta para los test de epistasis, por defecto es Wu = T.</w:t>
+      </w:r>
+    </w:p>
+    <w:p>
+      <w:pPr>
+        <w:pStyle w:val="Normal"/>
+        <w:jc w:val="both"/>
+        <w:rPr>
+          <w:lang w:val="es-ES"/>
+        </w:rPr>
+      </w:pPr>
+      <w:r>
+        <w:rPr>
+          <w:lang w:val="es-ES"/>
+        </w:rPr>
+        <w:t>La variable covar hace referencia al archivo donde se encuentran las covariables.</w:t>
+      </w:r>
+    </w:p>
+    <w:p>
+      <w:pPr>
+        <w:pStyle w:val="Normal"/>
+        <w:jc w:val="both"/>
+        <w:rPr/>
+      </w:pPr>
+      <w:r>
+        <w:rPr>
+          <w:lang w:val="es-ES"/>
+        </w:rPr>
+        <w:t>La variable ncov hace referencia a cuantas covariables se seleccionan del archivo de covariables para el análisis.</w:t>
+      </w:r>
+    </w:p>
+    <w:p>
+      <w:pPr>
+        <w:pStyle w:val="Normal"/>
+        <w:jc w:val="both"/>
+        <w:rPr>
+          <w:lang w:val="es-ES"/>
+        </w:rPr>
+      </w:pPr>
+      <w:r>
+        <w:rPr>
+          <w:lang w:val="es-ES"/>
+        </w:rPr>
+        <w:t>La variable AsT hace referencia al p.valor máximo para seleccionar SNPs en el análisis de asociación y es por defecto AsT = 0.0001.</w:t>
+      </w:r>
+    </w:p>
+    <w:p>
+      <w:pPr>
+        <w:pStyle w:val="Normal"/>
+        <w:jc w:val="both"/>
+        <w:rPr/>
+      </w:pPr>
+      <w:r>
+        <w:rPr>
+          <w:lang w:val="es-ES"/>
+        </w:rPr>
+        <w:t>La variable MAF hace referencia al MAF que se empieza a tener en cuenta en el análisis, por defecto MAF = 0.01.</w:t>
+      </w:r>
+    </w:p>
+    <w:p>
+      <w:pPr>
+        <w:pStyle w:val="Normal"/>
+        <w:jc w:val="both"/>
+        <w:rPr>
+          <w:lang w:val="es-ES"/>
+        </w:rPr>
+      </w:pPr>
+      <w:r>
+        <w:rPr>
+          <w:lang w:val="es-ES"/>
+        </w:rPr>
+      </w:r>
+    </w:p>
+    <w:p>
+      <w:pPr>
+        <w:pStyle w:val="Normal"/>
+        <w:jc w:val="both"/>
+        <w:rPr>
+          <w:lang w:val="es-ES"/>
+        </w:rPr>
+      </w:pPr>
+      <w:r>
+        <w:rPr>
+          <w:lang w:val="es-ES"/>
+        </w:rPr>
+      </w:r>
+    </w:p>
+    <w:p>
+      <w:pPr>
+        <w:pStyle w:val="Normal"/>
+        <w:jc w:val="both"/>
+        <w:rPr>
+          <w:lang w:val="es-ES"/>
+        </w:rPr>
+      </w:pPr>
+      <w:r>
+        <w:rPr>
+          <w:lang w:val="es-ES"/>
+        </w:rPr>
+      </w:r>
+    </w:p>
+    <w:p>
+      <w:pPr>
+        <w:pStyle w:val="Normal"/>
+        <w:jc w:val="both"/>
         <w:rPr>
           <w:b/>
           <w:b/>
-          <w:lang w:val="en-US"/>
+          <w:lang w:val="es-ES"/>
         </w:rPr>
       </w:pPr>
       <w:r>
         <w:rPr>
           <w:b/>
-          <w:lang w:val="en-US"/>
-        </w:rPr>
-        <w:t>Función epiasocgenes</w:t>
-      </w:r>
-    </w:p>
-    <w:p>
-      <w:pPr>
-        <w:pStyle w:val="Normal"/>
-        <w:jc w:val="both"/>
-        <w:rPr>
-          <w:lang w:val="es-ES"/>
-        </w:rPr>
-      </w:pPr>
-      <w:r>
-        <w:rPr>
-          <w:lang w:val="es-ES"/>
-        </w:rPr>
-        <w:t>La función automatiza la elección y análisis de los SNPs más prometedores para la búsqueda de epistasis. El resultado final de la ejecución es una tabla con los datos clave de las interacciones epistáticas. Para utilizar la función es necesario tener instaladas las siguientes librerías: library(parallel), library(readr), library(data.table), library(dplyr)</w:t>
-      </w:r>
-    </w:p>
-    <w:p>
-      <w:pPr>
-        <w:pStyle w:val="Normal"/>
-        <w:jc w:val="both"/>
-        <w:rPr>
-          <w:lang w:val="es-ES"/>
-        </w:rPr>
-      </w:pPr>
-      <w:r>
-        <w:rPr>
-          <w:lang w:val="es-ES"/>
-        </w:rPr>
-        <w:t xml:space="preserve"> </w:t>
-      </w:r>
-      <w:r>
-        <w:rPr>
-          <w:lang w:val="es-ES"/>
-        </w:rPr>
-        <w:t>La función tiene diferentes variables que son configurables, vamos a detallar su función y uso:</w:t>
-      </w:r>
-    </w:p>
-    <w:p>
-      <w:pPr>
-        <w:pStyle w:val="Normal"/>
-        <w:jc w:val="both"/>
-        <w:rPr>
-          <w:lang w:val="es-ES"/>
-        </w:rPr>
-      </w:pPr>
-      <w:r>
-        <w:rPr>
-          <w:lang w:val="es-ES"/>
-        </w:rPr>
-        <w:t>La variable bfile es imprescindible, el usuario necesita definir la ruta y el nombre del archivo bfile (bed, bim y fam) de Plink sin la extensión, los tres archivos deben llamarse de la misma forma.</w:t>
-      </w:r>
-    </w:p>
-    <w:p>
-      <w:pPr>
-        <w:pStyle w:val="Normal"/>
-        <w:jc w:val="both"/>
-        <w:rPr/>
-      </w:pPr>
-      <w:r>
-        <w:rPr>
-          <w:lang w:val="es-ES"/>
-        </w:rPr>
-        <w:t xml:space="preserve">La variable out define </w:t>
-      </w:r>
-      <w:r>
-        <w:rPr>
-          <w:lang w:val="es-ES"/>
-        </w:rPr>
-        <w:t>el directorio</w:t>
-      </w:r>
-      <w:r>
-        <w:rPr>
-          <w:lang w:val="es-ES"/>
-        </w:rPr>
-        <w:t xml:space="preserve"> de salida donde se escribirán todos los archivos generados en la función.</w:t>
-      </w:r>
-    </w:p>
-    <w:p>
-      <w:pPr>
-        <w:pStyle w:val="Normal"/>
-        <w:jc w:val="both"/>
-        <w:rPr/>
-      </w:pPr>
-      <w:r>
-        <w:rPr/>
-        <w:t>La variable primarylist es opcional, hace referencia al archivo con las lista de genes donde se busca la selección de SNPs primarios, el archivo no debe tener cabecera.</w:t>
-      </w:r>
-    </w:p>
-    <w:p>
-      <w:pPr>
-        <w:pStyle w:val="Normal"/>
-        <w:jc w:val="both"/>
-        <w:rPr/>
-      </w:pPr>
-      <w:r>
-        <w:rPr>
-          <w:lang w:val="es-ES"/>
-        </w:rPr>
-        <w:t xml:space="preserve">La variable genelist </w:t>
-      </w:r>
-      <w:r>
-        <w:rPr>
-          <w:lang w:val="es-ES"/>
-        </w:rPr>
-        <w:t>es opcional,</w:t>
-      </w:r>
-      <w:r>
-        <w:rPr>
-          <w:lang w:val="es-ES"/>
-        </w:rPr>
-        <w:t xml:space="preserve"> hace referencia al archivo con la lista de genes donde se quiere buscar la epistasis, </w:t>
-      </w:r>
-      <w:r>
-        <w:rPr>
-          <w:lang w:val="es-ES"/>
-        </w:rPr>
-        <w:t>los SNPs secundarios</w:t>
-      </w:r>
-      <w:r>
-        <w:rPr>
-          <w:lang w:val="es-ES"/>
-        </w:rPr>
-        <w:t xml:space="preserve">, el archivo </w:t>
-      </w:r>
-      <w:r>
-        <w:rPr>
-          <w:lang w:val="es-ES"/>
-        </w:rPr>
-        <w:t>no debe tener cabecera.</w:t>
-      </w:r>
-      <w:r>
-        <w:rPr>
-          <w:lang w:val="es-ES"/>
-        </w:rPr>
-        <w:t xml:space="preserve"> </w:t>
-      </w:r>
-    </w:p>
-    <w:p>
-      <w:pPr>
-        <w:pStyle w:val="Normal"/>
-        <w:jc w:val="both"/>
-        <w:rPr>
-          <w:lang w:val="es-ES"/>
-        </w:rPr>
-      </w:pPr>
-      <w:r>
-        <w:rPr>
-          <w:lang w:val="es-ES"/>
-        </w:rPr>
-        <w:t>La variable plink es por defecto “plink” pero es necesario decir la ruta del archivo plink anteriormente descargado si no ha sido añadido a la ruta ejecutable del sistema.</w:t>
-      </w:r>
-    </w:p>
-    <w:p>
-      <w:pPr>
-        <w:pStyle w:val="Normal"/>
-        <w:jc w:val="both"/>
-        <w:rPr/>
-      </w:pPr>
-      <w:r>
-        <w:rPr>
-          <w:lang w:val="es-ES"/>
-        </w:rPr>
-        <w:t xml:space="preserve">La variable core es por defecto detectCores() -1. </w:t>
-      </w:r>
-      <w:r>
-        <w:rPr>
-          <w:lang w:val="es-ES"/>
-        </w:rPr>
-        <w:t>Hace referencia al número de cores utilizados.</w:t>
-      </w:r>
-    </w:p>
-    <w:p>
-      <w:pPr>
-        <w:pStyle w:val="Normal"/>
-        <w:jc w:val="both"/>
-        <w:rPr>
-          <w:lang w:val="es-ES"/>
-        </w:rPr>
-      </w:pPr>
-      <w:r>
-        <w:rPr>
-          <w:lang w:val="es-ES"/>
-        </w:rPr>
-        <w:t>La variable varpl es por defecto "annotate_variation.pl", pero es necesario decir la ruta del archivo .pl si no ha sido añadido a la ruta ejecutable del sistema.</w:t>
-      </w:r>
-    </w:p>
-    <w:p>
-      <w:pPr>
-        <w:pStyle w:val="Normal"/>
-        <w:jc w:val="both"/>
-        <w:rPr>
-          <w:lang w:val="es-ES"/>
-        </w:rPr>
-      </w:pPr>
-      <w:r>
-        <w:rPr>
-          <w:lang w:val="es-ES"/>
-        </w:rPr>
-        <w:t>La variable ANNOVAR es por defecto ANNOVAR = T, para la anotación con ANNOVAR.</w:t>
-      </w:r>
-    </w:p>
-    <w:p>
-      <w:pPr>
-        <w:pStyle w:val="Normal"/>
-        <w:jc w:val="both"/>
-        <w:rPr>
-          <w:lang w:val="es-ES"/>
-        </w:rPr>
-      </w:pPr>
-      <w:r>
-        <w:rPr>
-          <w:lang w:val="es-ES"/>
-        </w:rPr>
-        <w:t>La variable clump es por defecto clump = T, para realizar el clumping.</w:t>
-      </w:r>
-    </w:p>
-    <w:p>
-      <w:pPr>
-        <w:pStyle w:val="Normal"/>
-        <w:jc w:val="both"/>
-        <w:rPr>
-          <w:lang w:val="es-ES"/>
-        </w:rPr>
-      </w:pPr>
-      <w:r>
-        <w:rPr>
-          <w:lang w:val="es-ES"/>
-        </w:rPr>
-        <w:t>La variable build hace referencia a la versión del genoma de referencia, es por defecto build = "hg19".</w:t>
-      </w:r>
-    </w:p>
-    <w:p>
-      <w:pPr>
-        <w:pStyle w:val="Normal"/>
-        <w:jc w:val="both"/>
-        <w:rPr>
-          <w:lang w:val="es-ES"/>
-        </w:rPr>
-      </w:pPr>
-      <w:r>
-        <w:rPr>
-          <w:lang w:val="es-ES"/>
-        </w:rPr>
-        <w:t xml:space="preserve">La variable db es necesaria para definir donde se encuentran las bases de datos de referencia de annovar, normalmente en el archivo descargado siguen la ruta “annovar/humandb/” </w:t>
-      </w:r>
-    </w:p>
-    <w:p>
-      <w:pPr>
-        <w:pStyle w:val="Normal"/>
-        <w:jc w:val="both"/>
-        <w:rPr/>
-      </w:pPr>
-      <w:r>
-        <w:rPr>
-          <w:lang w:val="es-ES"/>
-        </w:rPr>
-        <w:t>La variable Wu hace referencia a la corrección propuesta para los test de epistasis, por defecto es Wu = T.</w:t>
-      </w:r>
-    </w:p>
-    <w:p>
-      <w:pPr>
-        <w:pStyle w:val="Normal"/>
-        <w:jc w:val="both"/>
-        <w:rPr>
-          <w:lang w:val="es-ES"/>
-        </w:rPr>
-      </w:pPr>
-      <w:r>
-        <w:rPr>
-          <w:lang w:val="es-ES"/>
-        </w:rPr>
-        <w:t>La variable covar hace referencia al archivo donde se encuentran las covariables.</w:t>
-      </w:r>
-    </w:p>
-    <w:p>
-      <w:pPr>
-        <w:pStyle w:val="Normal"/>
-        <w:jc w:val="both"/>
-        <w:rPr/>
-      </w:pPr>
-      <w:r>
-        <w:rPr>
-          <w:lang w:val="es-ES"/>
-        </w:rPr>
-        <w:t>La variable ncov hace referencia a</w:t>
-      </w:r>
-      <w:r>
-        <w:rPr>
-          <w:lang w:val="es-ES"/>
-        </w:rPr>
-        <w:t xml:space="preserve"> </w:t>
-      </w:r>
-      <w:r>
-        <w:rPr>
-          <w:lang w:val="es-ES"/>
-        </w:rPr>
-        <w:t xml:space="preserve">cuantas covariables </w:t>
-      </w:r>
-      <w:r>
-        <w:rPr>
-          <w:lang w:val="es-ES"/>
-        </w:rPr>
-        <w:t>se seleccionan</w:t>
-      </w:r>
-      <w:r>
-        <w:rPr>
-          <w:lang w:val="es-ES"/>
-        </w:rPr>
-        <w:t xml:space="preserve"> del archivo de covariables para el análisis.</w:t>
-      </w:r>
-    </w:p>
-    <w:p>
-      <w:pPr>
-        <w:pStyle w:val="Normal"/>
-        <w:jc w:val="both"/>
-        <w:rPr>
-          <w:lang w:val="es-ES"/>
-        </w:rPr>
-      </w:pPr>
-      <w:r>
-        <w:rPr>
-          <w:lang w:val="es-ES"/>
-        </w:rPr>
-        <w:t>La variable AsT hace referencia al p.valor máximo para seleccionar SNPs en el análisis de asociación y es por defecto AsT = 0.0001.</w:t>
-      </w:r>
-    </w:p>
-    <w:p>
-      <w:pPr>
-        <w:pStyle w:val="Normal"/>
-        <w:jc w:val="both"/>
-        <w:rPr/>
-      </w:pPr>
-      <w:r>
-        <w:rPr>
-          <w:lang w:val="es-ES"/>
-        </w:rPr>
-        <w:t>La variable MAF hace referencia al MAF que se empieza a tener en cuenta en el análisis, por defecto MAF = 0.01.</w:t>
-      </w:r>
-    </w:p>
-    <w:p>
-      <w:pPr>
-        <w:pStyle w:val="Normal"/>
-        <w:jc w:val="both"/>
-        <w:rPr>
-          <w:lang w:val="es-ES"/>
-        </w:rPr>
-      </w:pPr>
-      <w:r>
-        <w:rPr/>
-      </w:r>
-    </w:p>
-    <w:p>
-      <w:pPr>
-        <w:pStyle w:val="Normal"/>
-        <w:jc w:val="both"/>
-        <w:rPr>
-          <w:lang w:val="es-ES"/>
-        </w:rPr>
-      </w:pPr>
-      <w:r>
-        <w:rPr/>
-      </w:r>
-    </w:p>
-    <w:p>
-      <w:pPr>
-        <w:pStyle w:val="Normal"/>
-        <w:jc w:val="both"/>
-        <w:rPr>
-          <w:lang w:val="es-ES"/>
-        </w:rPr>
-      </w:pPr>
-      <w:r>
-        <w:rPr/>
-      </w:r>
-    </w:p>
-    <w:p>
-      <w:pPr>
-        <w:pStyle w:val="Normal"/>
-        <w:jc w:val="both"/>
-        <w:rPr>
-          <w:b/>
-          <w:b/>
-          <w:lang w:val="es-ES"/>
-        </w:rPr>
-      </w:pPr>
-      <w:r>
-        <w:rPr>
-          <w:b/>
           <w:lang w:val="es-ES"/>
         </w:rPr>
         <w:t>Ejemplo sencillo de ejecución</w:t>
@@ -865,7 +816,13 @@
         <w:rPr>
           <w:lang w:val="es-ES"/>
         </w:rPr>
-        <w:t>epiasocgenes(bfile = "ruta/bfilesinextension ", out = "nombrecarpeta/", plink = "ruta/plink",varpl = "ruta/annotate_variation.pl", db = "ruta/ annovar/humandb/", covar = "ruta/covariables.cov",  ncov = "1-2")</w:t>
+        <w:t>VARI3</w:t>
+      </w:r>
+      <w:r>
+        <w:rPr>
+          <w:lang w:val="es-ES"/>
+        </w:rPr>
+        <w:t>(bfile = "ruta/bfilesinextension ", out = "nombrecarpeta/", plink = "ruta/plink",varpl = "ruta/annotate_variation.pl", db = "ruta/ annovar/humandb/", covar = "ruta/covariables.cov",  ncov = "1-2")</w:t>
       </w:r>
     </w:p>
     <w:p>
@@ -891,7 +848,13 @@
         <w:rPr>
           <w:lang w:val="es-ES"/>
         </w:rPr>
-        <w:t>epiasocgenes(bfile = "ruta/bfilesinextension ", out = "nombrecarpeta/", genelist = "ruta/listadegenes.txt", plink = "ruta/plink",varpl = "ruta/annotate_variation.pl", db = "ruta/ annovar/humandb/", covar = "ruta/covariables.cov",  ncov = "1-2")</w:t>
+        <w:t>VARI3</w:t>
+      </w:r>
+      <w:r>
+        <w:rPr>
+          <w:lang w:val="es-ES"/>
+        </w:rPr>
+        <w:t>(bfile = "ruta/bfilesinextension ", out = "nombrecarpeta/", genelist = "ruta/listadegenes.txt", plink = "ruta/plink",varpl = "ruta/annotate_variation.pl", db = "ruta/ annovar/humandb/", covar = "ruta/covariables.cov",  ncov = "1-2")</w:t>
       </w:r>
     </w:p>
     <w:p>
@@ -918,7 +881,13 @@
         <w:rPr>
           <w:lang w:val="es-ES"/>
         </w:rPr>
-        <w:t>epiasocgenes(bfile = "ruta/bfilesinextension ", out = "nombrecarpeta/", primarylist ="ruta/listadegenesSNP1.txt",  genelist = "ruta/listadegenesSNP2.txt", plink = "ruta/plink",varpl = "ruta/annotate_variation.pl", db = "ruta/ annovar/humandb/", covar = "ruta/covariables.cov",  ncov = "1-2")</w:t>
+        <w:t>VARI3</w:t>
+      </w:r>
+      <w:r>
+        <w:rPr>
+          <w:lang w:val="es-ES"/>
+        </w:rPr>
+        <w:t>(bfile = "ruta/bfilesinextension ", out = "nombrecarpeta/", primarylist ="ruta/listadegenesSNP1.txt",  genelist = "ruta/listadegenesSNP2.txt", plink = "ruta/plink",varpl = "ruta/annotate_variation.pl", db = "ruta/ annovar/humandb/", covar = "ruta/covariables.cov",  ncov = "1-2")</w:t>
       </w:r>
     </w:p>
     <w:sectPr>
@@ -940,7 +909,6 @@
     <w:rPrDefault>
       <w:rPr>
         <w:rFonts w:ascii="Calibri" w:hAnsi="Calibri" w:eastAsia="Calibri" w:cs="" w:asciiTheme="minorHAnsi" w:cstheme="minorBidi" w:eastAsiaTheme="minorHAnsi" w:hAnsiTheme="minorHAnsi"/>
-        <w:sz w:val="22"/>
         <w:szCs w:val="22"/>
         <w:lang w:val="es-ES" w:eastAsia="en-US" w:bidi="ar-SA"/>
       </w:rPr>
@@ -1431,6 +1399,18 @@
       <w:rFonts w:ascii="Liberation Mono" w:hAnsi="Liberation Mono" w:eastAsia="Liberation Mono" w:cs="Liberation Mono"/>
     </w:rPr>
   </w:style>
+  <w:style w:type="character" w:styleId="ListLabel3">
+    <w:name w:val="ListLabel 3"/>
+    <w:qFormat/>
+    <w:rPr/>
+  </w:style>
+  <w:style w:type="character" w:styleId="ListLabel4">
+    <w:name w:val="ListLabel 4"/>
+    <w:qFormat/>
+    <w:rPr>
+      <w:lang w:val="es-ES"/>
+    </w:rPr>
+  </w:style>
   <w:style w:type="paragraph" w:styleId="Ttulo">
     <w:name w:val="Título"/>
     <w:basedOn w:val="Normal"/>

--- a/manual.docx
+++ b/manual.docx
@@ -13,46 +13,20 @@
           <w:b/>
           <w:lang w:val="es-ES"/>
         </w:rPr>
-        <w:t xml:space="preserve">Manual de uso </w:t>
-      </w:r>
-      <w:r>
-        <w:rPr>
-          <w:b/>
-          <w:lang w:val="es-ES"/>
-        </w:rPr>
-        <w:t>VARI3</w:t>
-      </w:r>
-      <w:r>
-        <w:rPr>
-          <w:b/>
-          <w:lang w:val="es-ES"/>
-        </w:rPr>
-        <w:t xml:space="preserve"> en LINUX/GNU</w:t>
-      </w:r>
-    </w:p>
-    <w:p>
-      <w:pPr>
-        <w:pStyle w:val="Normal"/>
-        <w:jc w:val="both"/>
-        <w:rPr/>
-      </w:pPr>
-      <w:r>
-        <w:rPr>
-          <w:lang w:val="es-ES"/>
-        </w:rPr>
-        <w:t xml:space="preserve">Para utilizar la función </w:t>
-      </w:r>
-      <w:r>
-        <w:rPr>
-          <w:lang w:val="es-ES"/>
-        </w:rPr>
-        <w:t>VARI3</w:t>
-      </w:r>
-      <w:r>
-        <w:rPr>
-          <w:lang w:val="es-ES"/>
-        </w:rPr>
-        <w:t xml:space="preserve"> </w:t>
+        <w:t>Manual de uso VARI3 en LINUX/GNU</w:t>
+      </w:r>
+    </w:p>
+    <w:p>
+      <w:pPr>
+        <w:pStyle w:val="Normal"/>
+        <w:jc w:val="both"/>
+        <w:rPr/>
+      </w:pPr>
+      <w:r>
+        <w:rPr>
+          <w:lang w:val="es-ES"/>
+        </w:rPr>
+        <w:t xml:space="preserve">Para utilizar la función VARI3 </w:t>
       </w:r>
       <w:bookmarkStart w:id="0" w:name="_GoBack"/>
       <w:bookmarkEnd w:id="0"/>
@@ -450,14 +424,7 @@
           <w:b/>
           <w:lang w:val="en-US"/>
         </w:rPr>
-        <w:t xml:space="preserve">Función </w:t>
-      </w:r>
-      <w:r>
-        <w:rPr>
-          <w:b/>
-          <w:lang w:val="en-US"/>
-        </w:rPr>
-        <w:t>VARI3</w:t>
+        <w:t>Función VARI3</w:t>
       </w:r>
     </w:p>
     <w:p>
@@ -816,13 +783,67 @@
         <w:rPr>
           <w:lang w:val="es-ES"/>
         </w:rPr>
-        <w:t>VARI3</w:t>
-      </w:r>
-      <w:r>
-        <w:rPr>
-          <w:lang w:val="es-ES"/>
-        </w:rPr>
-        <w:t>(bfile = "ruta/bfilesinextension ", out = "nombrecarpeta/", plink = "ruta/plink",varpl = "ruta/annotate_variation.pl", db = "ruta/ annovar/humandb/", covar = "ruta/covariables.cov",  ncov = "1-2")</w:t>
+        <w:t>VARI3(bfile = "</w:t>
+      </w:r>
+      <w:r>
+        <w:rPr>
+          <w:lang w:val="es-ES"/>
+        </w:rPr>
+        <w:t>path</w:t>
+      </w:r>
+      <w:r>
+        <w:rPr>
+          <w:lang w:val="es-ES"/>
+        </w:rPr>
+        <w:t>/bfile", out = "</w:t>
+      </w:r>
+      <w:r>
+        <w:rPr>
+          <w:lang w:val="es-ES"/>
+        </w:rPr>
+        <w:t>path</w:t>
+      </w:r>
+      <w:r>
+        <w:rPr>
+          <w:lang w:val="es-ES"/>
+        </w:rPr>
+        <w:t>", plink = "</w:t>
+      </w:r>
+      <w:r>
+        <w:rPr>
+          <w:lang w:val="es-ES"/>
+        </w:rPr>
+        <w:t>path</w:t>
+      </w:r>
+      <w:r>
+        <w:rPr>
+          <w:lang w:val="es-ES"/>
+        </w:rPr>
+        <w:t>/plink",varpl = "</w:t>
+      </w:r>
+      <w:r>
+        <w:rPr>
+          <w:lang w:val="es-ES"/>
+        </w:rPr>
+        <w:t>path</w:t>
+      </w:r>
+      <w:r>
+        <w:rPr>
+          <w:lang w:val="es-ES"/>
+        </w:rPr>
+        <w:t>/annotate_variation.pl", db = "</w:t>
+      </w:r>
+      <w:r>
+        <w:rPr>
+          <w:lang w:val="es-ES"/>
+        </w:rPr>
+        <w:t>path</w:t>
+      </w:r>
+      <w:r>
+        <w:rPr>
+          <w:lang w:val="es-ES"/>
+        </w:rPr>
+        <w:t>/ annovar/humandb/" )</w:t>
       </w:r>
     </w:p>
     <w:p>
@@ -848,13 +869,7 @@
         <w:rPr>
           <w:lang w:val="es-ES"/>
         </w:rPr>
-        <w:t>VARI3</w:t>
-      </w:r>
-      <w:r>
-        <w:rPr>
-          <w:lang w:val="es-ES"/>
-        </w:rPr>
-        <w:t>(bfile = "ruta/bfilesinextension ", out = "nombrecarpeta/", genelist = "ruta/listadegenes.txt", plink = "ruta/plink",varpl = "ruta/annotate_variation.pl", db = "ruta/ annovar/humandb/", covar = "ruta/covariables.cov",  ncov = "1-2")</w:t>
+        <w:t>VARI3(bfile = "ruta/bfilesinextension ", out = "nombrecarpeta/", genelist = "ruta/listadegenes.txt", plink = "ruta/plink",varpl = "ruta/annotate_variation.pl", db = "ruta/ annovar/humandb/", covar = "ruta/covariables.cov",  ncov = "1-2")</w:t>
       </w:r>
     </w:p>
     <w:p>
@@ -881,13 +896,7 @@
         <w:rPr>
           <w:lang w:val="es-ES"/>
         </w:rPr>
-        <w:t>VARI3</w:t>
-      </w:r>
-      <w:r>
-        <w:rPr>
-          <w:lang w:val="es-ES"/>
-        </w:rPr>
-        <w:t>(bfile = "ruta/bfilesinextension ", out = "nombrecarpeta/", primarylist ="ruta/listadegenesSNP1.txt",  genelist = "ruta/listadegenesSNP2.txt", plink = "ruta/plink",varpl = "ruta/annotate_variation.pl", db = "ruta/ annovar/humandb/", covar = "ruta/covariables.cov",  ncov = "1-2")</w:t>
+        <w:t>VARI3(bfile = "ruta/bfilesinextension ", out = "nombrecarpeta/", primarylist ="ruta/listadegenesSNP1.txt",  genelist = "ruta/listadegenesSNP2.txt", plink = "ruta/plink",varpl = "ruta/annotate_variation.pl", db = "ruta/ annovar/humandb/", covar = "ruta/covariables.cov",  ncov = "1-2")</w:t>
       </w:r>
     </w:p>
     <w:sectPr>
@@ -1411,6 +1420,18 @@
       <w:lang w:val="es-ES"/>
     </w:rPr>
   </w:style>
+  <w:style w:type="character" w:styleId="ListLabel5">
+    <w:name w:val="ListLabel 5"/>
+    <w:qFormat/>
+    <w:rPr/>
+  </w:style>
+  <w:style w:type="character" w:styleId="ListLabel6">
+    <w:name w:val="ListLabel 6"/>
+    <w:qFormat/>
+    <w:rPr>
+      <w:lang w:val="es-ES"/>
+    </w:rPr>
+  </w:style>
   <w:style w:type="paragraph" w:styleId="Ttulo">
     <w:name w:val="Título"/>
     <w:basedOn w:val="Normal"/>
